--- a/manual_usuario.docx
+++ b/manual_usuario.docx
@@ -3537,7 +3537,7 @@
         <w:t>Este primer usuario es la excepción a la regla:</w:t>
       </w:r>
       <w:r>
-        <w:t xml:space="preserve"> recibe automáticamente todos los permisos del sistema, porque alguien tiene que poder dar de alta a los demás. Los usuarios que crees después desde la pantalla Usuarios nacen sin ningún permiso activado.</w:t>
+        <w:t xml:space="preserve"> recibe automáticamente todos los permisos del sistema, porque alguien tiene que poder dar de alta a los demás. Los usuarios que crees después desde la pantalla Usuarios nacen sin ningún permiso activado. Además, a este administrador inicial el sistema no le permite quitar permisos: los conserva siempre, para garantizar que la instalación nunca se quede sin una cuenta capaz de administrarla. En su ventana de Permisos verás las casillas bloqueadas y el botón "Desmarcar todos" deshabilitado.</w:t>
       </w:r>
     </w:p>
     <w:p>
@@ -5291,7 +5291,7 @@
         <w:t>Nota</w:t>
       </w:r>
       <w:r>
-        <w:t xml:space="preserve">: la ficha de Cliente no tiene un campo de correo electrónico; sólo se guarda nombre, teléfono y color. (El correo electrónico sí existe como campo opcional en la ficha de </w:t>
+        <w:t xml:space="preserve">: la ficha de Cliente guarda nombre, teléfono, color y, de forma opcional, Dirección y Descripción. El buscador de la pantalla encuentra clientes por cualquiera de esos datos. Tampoco se borran de verdad: "Eliminar cliente" advierte que la acción es permanente, pero por dentro sólo desactiva la ficha y su historial de ventas se conserva. No tiene campo de correo electrónico; el correo sí existe como campo opcional en la ficha de </w:t>
       </w:r>
       <w:r>
         <w:rPr>
@@ -6458,7 +6458,7 @@
         <w:t>es obligatorio tener una sesión de caja abierta</w:t>
       </w:r>
       <w:r>
-        <w:t>. Si la caja está cerrada, el sistema te mostrará una advertencia y no te dejará guardar, ya que todo dinero invertido en mercancía debe quedar registrado en el flujo diario de caja.</w:t>
+        <w:t>. Si la caja está cerrada, el sistema te mostrará una advertencia y no te dejará guardar, ya que todo dinero invertido en mercancía debe quedar registrado en el flujo diario de caja. Lo mismo aplica si en lugar de usar "Surtir" subes el stock a mano desde Editar Familia o Editar Producto: el sistema calcula la diferencia por el Precio de Compra, la registra como gasto del turno y te pedirá abrir la caja si está cerrada. Si el artículo no tiene Precio de Compra capturado, el stock sube sin generar egreso.</w:t>
       </w:r>
     </w:p>
     <w:p>
@@ -7099,7 +7099,7 @@
           <w:b/>
           <w:bCs/>
         </w:rPr>
-        <w:t>Abrir Turno</w:t>
+        <w:t>Abrir Caja</w:t>
       </w:r>
       <w:r>
         <w:t>.</w:t>
@@ -7122,7 +7122,7 @@
           <w:b/>
           <w:bCs/>
         </w:rPr>
-        <w:t>Monto Inicial</w:t>
+        <w:t>Balance de apertura</w:t>
       </w:r>
       <w:r>
         <w:t xml:space="preserve"> en efectivo (el fondo o "cambio" que dejas físicamente en el cajón de dinero al iniciar el día).</w:t>
@@ -7193,7 +7193,7 @@
           <w:b/>
           <w:bCs/>
         </w:rPr>
-        <w:t>Fondo de Caja (Monto Inicial)</w:t>
+        <w:t>Fondo de Caja (Balance de apertura)</w:t>
       </w:r>
       <w:r>
         <w:t>: El efectivo con el que abriste el turno.</w:t>
@@ -7267,7 +7267,7 @@
         <w:t>Fondo Inicial + Ingresos - Gastos</w:t>
       </w:r>
       <w:r>
-        <w:t>. Es el dinero exacto que debería haber físicamente en el cajón.</w:t>
+        <w:t>. Es el dinero exacto que debería haber físicamente en el cajón. Puede salir en negativo si los gastos del día superan lo que entró (por ejemplo al levantar una orden grande a un proveedor); el sistema lo permite y no lo bloquea, así que tómalo como aviso de que ese dinero salió de otra parte y no del cajón.</w:t>
       </w:r>
     </w:p>
     <w:p>
@@ -7326,7 +7326,7 @@
           <w:b/>
           <w:bCs/>
         </w:rPr>
-        <w:t>Cerrar Turno</w:t>
+        <w:t>Cerrar Caja</w:t>
       </w:r>
       <w:r>
         <w:t>.</w:t>
@@ -7372,10 +7372,10 @@
           <w:b/>
           <w:bCs/>
         </w:rPr>
-        <w:t>Monto Real (Efectivo Físico)</w:t>
-      </w:r>
-      <w:r>
-        <w:t>, escribe la cantidad exacta de dinero en efectivo que contaste físicamente en el cajón.</w:t>
+        <w:t>Balance de cierre real</w:t>
+      </w:r>
+      <w:r>
+        <w:t>, escribe la cantidad exacta de dinero en efectivo que contaste físicamente en el cajón. Ojo con esto: el sistema abre ese campo ya lleno con el saldo que él mismo calculó, y mientras no lo cambies mostrará el mensaje "Coincide con el balance esperado". Bórralo y captura tu conteo real; si te limitas a confirmar la cifra sugerida, un faltante o un sobrante nunca se detectará.</w:t>
       </w:r>
     </w:p>
     <w:p>
@@ -7942,7 +7942,7 @@
         <w:t>Orden de Trabajo</w:t>
       </w:r>
       <w:r>
-        <w:t xml:space="preserve"> activa, ahorrándote tiempo y evitando errores de dedo. El presupuesto original cambiará a estado "Convertido".</w:t>
+        <w:t xml:space="preserve"> activa, ahorrándote tiempo y evitando errores de dedo. El presupuesto original queda marcado como convertido y desaparece de la lista de Presupuestos: sus datos siguen guardados, pero ya no vuelve a mostrarse en pantalla. Revisa enseguida la orden recién creada, porque la conversión no copia el Responsable (Mostrador o Maquila) ni la Fecha Estimada de Entrega: entra a Editar y captúralos.</w:t>
       </w:r>
     </w:p>
     <w:p>
@@ -8118,7 +8118,7 @@
         <w:t>Fecha Estimada de Entrega</w:t>
       </w:r>
       <w:r>
-        <w:t xml:space="preserve"> (día y hora aproximada).</w:t>
+        <w:t xml:space="preserve"> (sólo el día: la orden no guarda hora). Si necesitas controlar la hora de entrega de un trabajo, captúrala en la Bitácora de Impresión, que sí tiene campo de hora y es la que dispara la alerta de retraso.</w:t>
       </w:r>
     </w:p>
     <w:p>
@@ -9425,7 +9425,7 @@
         <w:t>Shift + Enter</w:t>
       </w:r>
       <w:r>
-        <w:t xml:space="preserve"> juntas.</w:t>
+        <w:t xml:space="preserve"> juntas. Acciones de cada venta: en la columna Acciones de la tabla tienes Editar, Imprimir, Ver Pagos y Agregar Pago. En pantallas anchas aparecen como cuatro iconos sueltos; en pantallas más angostas se agrupan todas bajo el botón de tres puntos.</w:t>
       </w:r>
     </w:p>
     <w:p>
@@ -9463,7 +9463,7 @@
         <w:t>Imprimir Pendientes</w:t>
       </w:r>
       <w:r>
-        <w:t>. Al hacer clic, el sistema generará una hoja limpia lista para imprimirse con una lista de los clientes de mostrador que aún te deben dinero. Es ideal para que el cajero revise rápidamente a quién cobrarle al final del día.</w:t>
+        <w:t>. Al hacer clic, el sistema abre una ventana con la hoja de pendientes (los clientes de mostrador que aún te deben dinero) y, encima de ella, el cuadro de impresión de Windows. Si sólo querías consultar la lista, cancela el cuadro de impresión y revisa la ventana que queda detrás. Es ideal para que el cajero vea rápidamente a quién cobrarle al final del día.</w:t>
       </w:r>
     </w:p>
     <w:p>
@@ -9550,7 +9550,7 @@
         <w:spacing w:after="40"/>
       </w:pPr>
       <w:r>
-        <w:t>Selecciona el tipo de cobro que harás:</w:t>
+        <w:t>El botón Nuevo Pago de esta pantalla registra siempre un Pago Libre, sin orden. Para abonar a una orden de trabajo entra a Órdenes y usa el botón Agregar Pago de la orden que te van a pagar: ahí el sistema te muestra el total, lo abonado y lo pendiente, con botones rápidos de 25%, 50%, 75% y 100%, y no te deja capturar más de lo que se debe. Los dos tipos de cobro son:</w:t>
       </w:r>
     </w:p>
     <w:p>
@@ -9969,7 +9969,7 @@
         <w:t>Bitácora de Impresión</w:t>
       </w:r>
       <w:r>
-        <w:t xml:space="preserve"> en el menú de la izquierda) está diseñada especialmente para los operadores de maquinaria y diseñadores en el taller de producción.</w:t>
+        <w:t xml:space="preserve"> en el menú de la izquierda) está diseñada especialmente para los operadores de maquinaria y diseñadores en el taller de producción. Es un registro que se llena a mano con el botón Nueva Impresión: no se alimenta solo de las órdenes de trabajo. Al capturar cada impresión puedes vincularla a una orden existente y el sistema hereda su descripción y su cliente. Aquí también capturas la Hora de Entrega, que es la que enciende la alerta de retraso.</w:t>
       </w:r>
     </w:p>
     <w:p>
@@ -10007,7 +10007,7 @@
         <w:t>Bitácora Actual</w:t>
       </w:r>
       <w:r>
-        <w:t>: Muestra los trabajos que están pendientes de imprimirse o entregarse hoy.</w:t>
+        <w:t>: Muestra los registros de impresión capturados para el día de hoy, pendientes de imprimirse o entregarse.</w:t>
       </w:r>
     </w:p>
     <w:p>
@@ -10027,7 +10027,7 @@
         <w:t>Historial de Impresiones</w:t>
       </w:r>
       <w:r>
-        <w:t>: Registros de los trabajos que ya se entregaron.</w:t>
+        <w:t>: Registros de días anteriores ya cerrados. Los trabajos que marques como Listo el día de hoy no pasan aquí: se quedan a la vista en la Bitácora Actual.</w:t>
       </w:r>
     </w:p>
     <w:p>
@@ -10191,7 +10191,7 @@
         <w:t>Listo</w:t>
       </w:r>
       <w:r>
-        <w:t>. En ese momento, el pedido desaparece de la bitácora activa para no hacer bulto y se archiva en el historial de impresiones.</w:t>
+        <w:t>. La fila se pone en verde y deja de marcarse como atrasada, pero permanece en la Bitácora Actual del día: no se traslada al Historial de Impresiones. Ten en cuenta que la columna Estado es independiente de esta casilla, así que un trabajo puede aparecer como "Listo" y seguir mostrando el estado "Pendiente" hasta que lo cambies.</w:t>
       </w:r>
     </w:p>
     <w:p>
@@ -10240,7 +10240,7 @@
       </w:pPr>
       <w:r>
         <w:lastRenderedPageBreak/>
-        <w:t>Esta sección sirve para levantar pedidos de maquila o insumos especiales a tus proveedores externos.</w:t>
+        <w:t>Esta sección sirve para levantar pedidos de maquila o insumos especiales a tus proveedores externos. Importante: en el momento de guardar el pedido, el sistema registra su Total como un gasto en tu turno de caja, aunque el pedido siga en estado "Pendiente" y todavía no le hayas pagado nada al proveedor. Tenlo presente al hacer el arqueo, porque el saldo esperado bajará de inmediato (e incluso puede quedar en negativo) por dinero que aún no ha salido del cajón.</w:t>
       </w:r>
     </w:p>
     <w:p>
@@ -11269,7 +11269,7 @@
           <w:b/>
           <w:bCs/>
         </w:rPr>
-        <w:t>Abrir Turno</w:t>
+        <w:t>Abrir Caja</w:t>
       </w:r>
       <w:r>
         <w:t xml:space="preserve"> e introduce tu saldo inicial en efectivo.</w:t>
@@ -11863,17 +11863,17 @@
         <w:t>Causa</w:t>
       </w:r>
       <w:r>
-        <w:t xml:space="preserve">: Al marcar la casilla "Listo", el sistema traslada el trabajo de la lista activa al </w:t>
-      </w:r>
-      <w:r>
-        <w:rPr>
-          <w:b/>
-          <w:bCs/>
-        </w:rPr>
-        <w:t>Historial de Impresiones</w:t>
-      </w:r>
-      <w:r>
-        <w:t xml:space="preserve"> para mantener limpia la pantalla de producción.</w:t>
+        <w:t xml:space="preserve">: No desapareció. Al marcar la casilla "Listo" el trabajo no cambia de lista: sigue en la </w:t>
+      </w:r>
+      <w:r>
+        <w:rPr>
+          <w:b/>
+          <w:bCs/>
+        </w:rPr>
+        <w:t>Bitácora Actual</w:t>
+      </w:r>
+      <w:r>
+        <w:t xml:space="preserve"> del día, sólo se pone en verde y deja de contar como atrasado.</w:t>
       </w:r>
     </w:p>
     <w:p>
@@ -11893,17 +11893,17 @@
         <w:t>Solución</w:t>
       </w:r>
       <w:r>
-        <w:t xml:space="preserve">: Ve a la pestaña </w:t>
-      </w:r>
-      <w:r>
-        <w:rPr>
-          <w:b/>
-          <w:bCs/>
-        </w:rPr>
-        <w:t>Historial de Impresiones</w:t>
-      </w:r>
-      <w:r>
-        <w:t xml:space="preserve"> en la bitácora de impresión, localiza el trabajo y desmarca la casilla "Listo". La orden regresará al instante a la lista de trabajos activos.</w:t>
+        <w:t xml:space="preserve">: Búscalo en la misma pestaña </w:t>
+      </w:r>
+      <w:r>
+        <w:rPr>
+          <w:b/>
+          <w:bCs/>
+        </w:rPr>
+        <w:t>Bitácora Actual</w:t>
+      </w:r>
+      <w:r>
+        <w:t xml:space="preserve"> (no se fue al historial) y desmarca la casilla "Listo". Volverá al instante a su estado pendiente y, si ya se le venció la hora de entrega, retomará la alerta de retraso.</w:t>
       </w:r>
     </w:p>
     <w:p>
